--- a/sergiopizza_ru/comply_docs/01_Политика_обработки_ПДн.docx
+++ b/sergiopizza_ru/comply_docs/01_Политика_обработки_ПДн.docx
@@ -35,7 +35,7 @@
         <w:jc w:val="center"/>
       </w:pPr>
       <w:r>
-        <w:t>(ред. от 16.06.2026)</w:t>
+        <w:t>(ред. от 17.06.2026)</w:t>
       </w:r>
     </w:p>
     <w:p/>
@@ -564,7 +564,7 @@
     </w:p>
     <w:p>
       <w:r>
-        <w:t>Дата аудита: 16.06.2026</w:t>
+        <w:t>Дата аудита: 17.06.2026</w:t>
       </w:r>
     </w:p>
     <w:p>
@@ -722,7 +722,7 @@
     </w:p>
     <w:p>
       <w:r>
-        <w:t>Дата утверждения: 16.06.2026.</w:t>
+        <w:t>Дата утверждения: 17.06.2026.</w:t>
       </w:r>
     </w:p>
     <w:p/>

--- a/sergiopizza_ru/comply_docs/01_Политика_обработки_ПДн.docx
+++ b/sergiopizza_ru/comply_docs/01_Политика_обработки_ПДн.docx
@@ -614,7 +614,7 @@
     </w:p>
     <w:p>
       <w:r>
-        <w:t>Поддоменов: 1</w:t>
+        <w:t>Поддоменов: 0</w:t>
       </w:r>
     </w:p>
     <w:p>

--- a/sergiopizza_ru/comply_docs/01_Политика_обработки_ПДн.docx
+++ b/sergiopizza_ru/comply_docs/01_Политика_обработки_ПДн.docx
@@ -614,7 +614,7 @@
     </w:p>
     <w:p>
       <w:r>
-        <w:t>Поддоменов: 0</w:t>
+        <w:t>Поддоменов: 1</w:t>
       </w:r>
     </w:p>
     <w:p>

--- a/sergiopizza_ru/comply_docs/01_Политика_обработки_ПДн.docx
+++ b/sergiopizza_ru/comply_docs/01_Политика_обработки_ПДн.docx
@@ -35,7 +35,7 @@
         <w:jc w:val="center"/>
       </w:pPr>
       <w:r>
-        <w:t>(ред. от 19.06.2026)</w:t>
+        <w:t>(ред. от 20.06.2026)</w:t>
       </w:r>
     </w:p>
     <w:p/>
@@ -564,7 +564,7 @@
     </w:p>
     <w:p>
       <w:r>
-        <w:t>Дата аудита: 19.06.2026</w:t>
+        <w:t>Дата аудита: 20.06.2026</w:t>
       </w:r>
     </w:p>
     <w:p>
@@ -722,7 +722,7 @@
     </w:p>
     <w:p>
       <w:r>
-        <w:t>Дата утверждения: 19.06.2026.</w:t>
+        <w:t>Дата утверждения: 20.06.2026.</w:t>
       </w:r>
     </w:p>
     <w:p/>
